--- a/assets/files/word/Jadwal_Pelajaran_Merge_Cell.docx
+++ b/assets/files/word/Jadwal_Pelajaran_Merge_Cell.docx
@@ -5,22 +5,26 @@
     <w:tbl>
       <w:tblPr>
         <w:tblStyle w:val="TableGrid"/>
-        <w:tblW w:w="0" w:type="auto"/>
+        <w:tblW w:w="5000" w:type="pct"/>
         <w:tblLook w:val="04A0" w:firstRow="1" w:lastRow="0" w:firstColumn="1" w:lastColumn="0" w:noHBand="0" w:noVBand="1"/>
       </w:tblPr>
       <w:tblGrid>
-        <w:gridCol w:w="1413"/>
-        <w:gridCol w:w="2466"/>
-        <w:gridCol w:w="2466"/>
-        <w:gridCol w:w="2467"/>
-        <w:gridCol w:w="2466"/>
-        <w:gridCol w:w="2467"/>
+        <w:gridCol w:w="1339"/>
+        <w:gridCol w:w="2569"/>
+        <w:gridCol w:w="2569"/>
+        <w:gridCol w:w="3013"/>
+        <w:gridCol w:w="2569"/>
+        <w:gridCol w:w="1889"/>
       </w:tblGrid>
       <w:tr>
-        <w:tc>
-          <w:tcPr>
-            <w:tcW w:w="1413" w:type="dxa"/>
+        <w:trPr>
+          <w:trHeight w:val="567"/>
+        </w:trPr>
+        <w:tc>
+          <w:tcPr>
+            <w:tcW w:w="480" w:type="pct"/>
             <w:shd w:val="clear" w:color="auto" w:fill="0070C0"/>
+            <w:vAlign w:val="center"/>
           </w:tcPr>
           <w:p>
             <w:pPr>
@@ -43,8 +47,9 @@
         </w:tc>
         <w:tc>
           <w:tcPr>
-            <w:tcW w:w="2466" w:type="dxa"/>
+            <w:tcW w:w="921" w:type="pct"/>
             <w:shd w:val="clear" w:color="auto" w:fill="0070C0"/>
+            <w:vAlign w:val="center"/>
           </w:tcPr>
           <w:p>
             <w:pPr>
@@ -67,8 +72,9 @@
         </w:tc>
         <w:tc>
           <w:tcPr>
-            <w:tcW w:w="2466" w:type="dxa"/>
+            <w:tcW w:w="921" w:type="pct"/>
             <w:shd w:val="clear" w:color="auto" w:fill="0070C0"/>
+            <w:vAlign w:val="center"/>
           </w:tcPr>
           <w:p>
             <w:pPr>
@@ -91,8 +97,9 @@
         </w:tc>
         <w:tc>
           <w:tcPr>
-            <w:tcW w:w="2467" w:type="dxa"/>
+            <w:tcW w:w="1080" w:type="pct"/>
             <w:shd w:val="clear" w:color="auto" w:fill="0070C0"/>
+            <w:vAlign w:val="center"/>
           </w:tcPr>
           <w:p>
             <w:pPr>
@@ -115,8 +122,9 @@
         </w:tc>
         <w:tc>
           <w:tcPr>
-            <w:tcW w:w="2466" w:type="dxa"/>
+            <w:tcW w:w="921" w:type="pct"/>
             <w:shd w:val="clear" w:color="auto" w:fill="0070C0"/>
+            <w:vAlign w:val="center"/>
           </w:tcPr>
           <w:p>
             <w:pPr>
@@ -139,8 +147,9 @@
         </w:tc>
         <w:tc>
           <w:tcPr>
-            <w:tcW w:w="2467" w:type="dxa"/>
+            <w:tcW w:w="677" w:type="pct"/>
             <w:shd w:val="clear" w:color="auto" w:fill="0070C0"/>
+            <w:vAlign w:val="center"/>
           </w:tcPr>
           <w:p>
             <w:pPr>
@@ -163,9 +172,13 @@
         </w:tc>
       </w:tr>
       <w:tr>
-        <w:tc>
-          <w:tcPr>
-            <w:tcW w:w="1413" w:type="dxa"/>
+        <w:trPr>
+          <w:trHeight w:val="567"/>
+        </w:trPr>
+        <w:tc>
+          <w:tcPr>
+            <w:tcW w:w="480" w:type="pct"/>
+            <w:vAlign w:val="center"/>
           </w:tcPr>
           <w:p>
             <w:pPr>
@@ -178,7 +191,8 @@
         </w:tc>
         <w:tc>
           <w:tcPr>
-            <w:tcW w:w="2466" w:type="dxa"/>
+            <w:tcW w:w="921" w:type="pct"/>
+            <w:vAlign w:val="center"/>
           </w:tcPr>
           <w:p>
             <w:r>
@@ -188,7 +202,8 @@
         </w:tc>
         <w:tc>
           <w:tcPr>
-            <w:tcW w:w="2466" w:type="dxa"/>
+            <w:tcW w:w="921" w:type="pct"/>
+            <w:vAlign w:val="center"/>
           </w:tcPr>
           <w:p>
             <w:r>
@@ -198,7 +213,8 @@
         </w:tc>
         <w:tc>
           <w:tcPr>
-            <w:tcW w:w="2467" w:type="dxa"/>
+            <w:tcW w:w="1080" w:type="pct"/>
+            <w:vAlign w:val="center"/>
           </w:tcPr>
           <w:p>
             <w:r>
@@ -208,7 +224,8 @@
         </w:tc>
         <w:tc>
           <w:tcPr>
-            <w:tcW w:w="2466" w:type="dxa"/>
+            <w:tcW w:w="921" w:type="pct"/>
+            <w:vAlign w:val="center"/>
           </w:tcPr>
           <w:p>
             <w:r>
@@ -218,7 +235,8 @@
         </w:tc>
         <w:tc>
           <w:tcPr>
-            <w:tcW w:w="2467" w:type="dxa"/>
+            <w:tcW w:w="677" w:type="pct"/>
+            <w:vAlign w:val="center"/>
           </w:tcPr>
           <w:p>
             <w:r>
@@ -228,9 +246,13 @@
         </w:tc>
       </w:tr>
       <w:tr>
-        <w:tc>
-          <w:tcPr>
-            <w:tcW w:w="1413" w:type="dxa"/>
+        <w:trPr>
+          <w:trHeight w:val="567"/>
+        </w:trPr>
+        <w:tc>
+          <w:tcPr>
+            <w:tcW w:w="480" w:type="pct"/>
+            <w:vAlign w:val="center"/>
           </w:tcPr>
           <w:p>
             <w:pPr>
@@ -243,7 +265,8 @@
         </w:tc>
         <w:tc>
           <w:tcPr>
-            <w:tcW w:w="2466" w:type="dxa"/>
+            <w:tcW w:w="921" w:type="pct"/>
+            <w:vAlign w:val="center"/>
           </w:tcPr>
           <w:p>
             <w:r>
@@ -253,7 +276,8 @@
         </w:tc>
         <w:tc>
           <w:tcPr>
-            <w:tcW w:w="2466" w:type="dxa"/>
+            <w:tcW w:w="921" w:type="pct"/>
+            <w:vAlign w:val="center"/>
           </w:tcPr>
           <w:p>
             <w:r>
@@ -263,7 +287,8 @@
         </w:tc>
         <w:tc>
           <w:tcPr>
-            <w:tcW w:w="2467" w:type="dxa"/>
+            <w:tcW w:w="1080" w:type="pct"/>
+            <w:vAlign w:val="center"/>
           </w:tcPr>
           <w:p>
             <w:r>
@@ -273,7 +298,8 @@
         </w:tc>
         <w:tc>
           <w:tcPr>
-            <w:tcW w:w="2466" w:type="dxa"/>
+            <w:tcW w:w="921" w:type="pct"/>
+            <w:vAlign w:val="center"/>
           </w:tcPr>
           <w:p>
             <w:r>
@@ -283,7 +309,8 @@
         </w:tc>
         <w:tc>
           <w:tcPr>
-            <w:tcW w:w="2467" w:type="dxa"/>
+            <w:tcW w:w="677" w:type="pct"/>
+            <w:vAlign w:val="center"/>
           </w:tcPr>
           <w:p>
             <w:r>
@@ -293,9 +320,13 @@
         </w:tc>
       </w:tr>
       <w:tr>
-        <w:tc>
-          <w:tcPr>
-            <w:tcW w:w="1413" w:type="dxa"/>
+        <w:trPr>
+          <w:trHeight w:val="567"/>
+        </w:trPr>
+        <w:tc>
+          <w:tcPr>
+            <w:tcW w:w="480" w:type="pct"/>
+            <w:vAlign w:val="center"/>
           </w:tcPr>
           <w:p>
             <w:pPr>
@@ -308,7 +339,8 @@
         </w:tc>
         <w:tc>
           <w:tcPr>
-            <w:tcW w:w="2466" w:type="dxa"/>
+            <w:tcW w:w="921" w:type="pct"/>
+            <w:vAlign w:val="center"/>
           </w:tcPr>
           <w:p>
             <w:r>
@@ -318,7 +350,8 @@
         </w:tc>
         <w:tc>
           <w:tcPr>
-            <w:tcW w:w="2466" w:type="dxa"/>
+            <w:tcW w:w="921" w:type="pct"/>
+            <w:vAlign w:val="center"/>
           </w:tcPr>
           <w:p>
             <w:r>
@@ -328,7 +361,8 @@
         </w:tc>
         <w:tc>
           <w:tcPr>
-            <w:tcW w:w="2467" w:type="dxa"/>
+            <w:tcW w:w="1080" w:type="pct"/>
+            <w:vAlign w:val="center"/>
           </w:tcPr>
           <w:p>
             <w:r>
@@ -338,7 +372,8 @@
         </w:tc>
         <w:tc>
           <w:tcPr>
-            <w:tcW w:w="2466" w:type="dxa"/>
+            <w:tcW w:w="921" w:type="pct"/>
+            <w:vAlign w:val="center"/>
           </w:tcPr>
           <w:p>
             <w:r>
@@ -348,7 +383,8 @@
         </w:tc>
         <w:tc>
           <w:tcPr>
-            <w:tcW w:w="2467" w:type="dxa"/>
+            <w:tcW w:w="677" w:type="pct"/>
+            <w:vAlign w:val="center"/>
           </w:tcPr>
           <w:p>
             <w:r>
@@ -358,10 +394,14 @@
         </w:tc>
       </w:tr>
       <w:tr>
-        <w:tc>
-          <w:tcPr>
-            <w:tcW w:w="13745" w:type="dxa"/>
+        <w:trPr>
+          <w:trHeight w:val="567"/>
+        </w:trPr>
+        <w:tc>
+          <w:tcPr>
+            <w:tcW w:w="5000" w:type="pct"/>
             <w:gridSpan w:val="6"/>
+            <w:vAlign w:val="center"/>
           </w:tcPr>
           <w:p>
             <w:pPr>
@@ -382,9 +422,13 @@
         </w:tc>
       </w:tr>
       <w:tr>
-        <w:tc>
-          <w:tcPr>
-            <w:tcW w:w="1413" w:type="dxa"/>
+        <w:trPr>
+          <w:trHeight w:val="567"/>
+        </w:trPr>
+        <w:tc>
+          <w:tcPr>
+            <w:tcW w:w="480" w:type="pct"/>
+            <w:vAlign w:val="center"/>
           </w:tcPr>
           <w:p>
             <w:pPr>
@@ -397,7 +441,8 @@
         </w:tc>
         <w:tc>
           <w:tcPr>
-            <w:tcW w:w="2466" w:type="dxa"/>
+            <w:tcW w:w="921" w:type="pct"/>
+            <w:vAlign w:val="center"/>
           </w:tcPr>
           <w:p>
             <w:r>
@@ -407,7 +452,8 @@
         </w:tc>
         <w:tc>
           <w:tcPr>
-            <w:tcW w:w="2466" w:type="dxa"/>
+            <w:tcW w:w="921" w:type="pct"/>
+            <w:vAlign w:val="center"/>
           </w:tcPr>
           <w:p>
             <w:r>
@@ -417,7 +463,8 @@
         </w:tc>
         <w:tc>
           <w:tcPr>
-            <w:tcW w:w="2467" w:type="dxa"/>
+            <w:tcW w:w="1080" w:type="pct"/>
+            <w:vAlign w:val="center"/>
           </w:tcPr>
           <w:p>
             <w:r>
@@ -427,7 +474,8 @@
         </w:tc>
         <w:tc>
           <w:tcPr>
-            <w:tcW w:w="2466" w:type="dxa"/>
+            <w:tcW w:w="921" w:type="pct"/>
+            <w:vAlign w:val="center"/>
           </w:tcPr>
           <w:p>
             <w:r>
@@ -437,7 +485,8 @@
         </w:tc>
         <w:tc>
           <w:tcPr>
-            <w:tcW w:w="2467" w:type="dxa"/>
+            <w:tcW w:w="677" w:type="pct"/>
+            <w:vAlign w:val="center"/>
           </w:tcPr>
           <w:p>
             <w:r>
@@ -447,9 +496,13 @@
         </w:tc>
       </w:tr>
       <w:tr>
-        <w:tc>
-          <w:tcPr>
-            <w:tcW w:w="1413" w:type="dxa"/>
+        <w:trPr>
+          <w:trHeight w:val="567"/>
+        </w:trPr>
+        <w:tc>
+          <w:tcPr>
+            <w:tcW w:w="480" w:type="pct"/>
+            <w:vAlign w:val="center"/>
           </w:tcPr>
           <w:p>
             <w:pPr>
@@ -462,7 +515,8 @@
         </w:tc>
         <w:tc>
           <w:tcPr>
-            <w:tcW w:w="2466" w:type="dxa"/>
+            <w:tcW w:w="921" w:type="pct"/>
+            <w:vAlign w:val="center"/>
           </w:tcPr>
           <w:p>
             <w:r>
@@ -472,7 +526,8 @@
         </w:tc>
         <w:tc>
           <w:tcPr>
-            <w:tcW w:w="2466" w:type="dxa"/>
+            <w:tcW w:w="921" w:type="pct"/>
+            <w:vAlign w:val="center"/>
           </w:tcPr>
           <w:p>
             <w:r>
@@ -482,7 +537,8 @@
         </w:tc>
         <w:tc>
           <w:tcPr>
-            <w:tcW w:w="2467" w:type="dxa"/>
+            <w:tcW w:w="1080" w:type="pct"/>
+            <w:vAlign w:val="center"/>
           </w:tcPr>
           <w:p>
             <w:r>
@@ -492,7 +548,8 @@
         </w:tc>
         <w:tc>
           <w:tcPr>
-            <w:tcW w:w="2466" w:type="dxa"/>
+            <w:tcW w:w="921" w:type="pct"/>
+            <w:vAlign w:val="center"/>
           </w:tcPr>
           <w:p>
             <w:r>
@@ -502,7 +559,8 @@
         </w:tc>
         <w:tc>
           <w:tcPr>
-            <w:tcW w:w="2467" w:type="dxa"/>
+            <w:tcW w:w="677" w:type="pct"/>
+            <w:vAlign w:val="center"/>
           </w:tcPr>
           <w:p>
             <w:r>
@@ -512,9 +570,13 @@
         </w:tc>
       </w:tr>
       <w:tr>
-        <w:tc>
-          <w:tcPr>
-            <w:tcW w:w="1413" w:type="dxa"/>
+        <w:trPr>
+          <w:trHeight w:val="567"/>
+        </w:trPr>
+        <w:tc>
+          <w:tcPr>
+            <w:tcW w:w="480" w:type="pct"/>
+            <w:vAlign w:val="center"/>
           </w:tcPr>
           <w:p>
             <w:pPr>
@@ -527,7 +589,8 @@
         </w:tc>
         <w:tc>
           <w:tcPr>
-            <w:tcW w:w="2466" w:type="dxa"/>
+            <w:tcW w:w="921" w:type="pct"/>
+            <w:vAlign w:val="center"/>
           </w:tcPr>
           <w:p>
             <w:r>
@@ -537,7 +600,8 @@
         </w:tc>
         <w:tc>
           <w:tcPr>
-            <w:tcW w:w="2466" w:type="dxa"/>
+            <w:tcW w:w="921" w:type="pct"/>
+            <w:vAlign w:val="center"/>
           </w:tcPr>
           <w:p>
             <w:r>
@@ -547,7 +611,8 @@
         </w:tc>
         <w:tc>
           <w:tcPr>
-            <w:tcW w:w="2467" w:type="dxa"/>
+            <w:tcW w:w="1080" w:type="pct"/>
+            <w:vAlign w:val="center"/>
           </w:tcPr>
           <w:p>
             <w:r>
@@ -557,7 +622,8 @@
         </w:tc>
         <w:tc>
           <w:tcPr>
-            <w:tcW w:w="2466" w:type="dxa"/>
+            <w:tcW w:w="921" w:type="pct"/>
+            <w:vAlign w:val="center"/>
           </w:tcPr>
           <w:p>
             <w:r>
@@ -567,7 +633,8 @@
         </w:tc>
         <w:tc>
           <w:tcPr>
-            <w:tcW w:w="2467" w:type="dxa"/>
+            <w:tcW w:w="677" w:type="pct"/>
+            <w:vAlign w:val="center"/>
           </w:tcPr>
           <w:p>
             <w:r>

--- a/assets/files/word/Jadwal_Pelajaran_Merge_Cell.docx
+++ b/assets/files/word/Jadwal_Pelajaran_Merge_Cell.docx
@@ -1260,6 +1260,7 @@
   <w:style w:type="character" w:default="1" w:styleId="DefaultParagraphFont">
     <w:name w:val="Default Paragraph Font"/>
     <w:uiPriority w:val="1"/>
+    <w:semiHidden/>
     <w:unhideWhenUsed/>
   </w:style>
   <w:style w:type="table" w:default="1" w:styleId="TableNormal">
